--- a/docs/WhatsNew_EN.docx
+++ b/docs/WhatsNew_EN.docx
@@ -3,10 +3,81 @@
 <w:document xmlns:wpc="http://schemas.microsoft.com/office/word/2010/wordprocessingCanvas" xmlns:cx="http://schemas.microsoft.com/office/drawing/2014/chartex" xmlns:cx1="http://schemas.microsoft.com/office/drawing/2015/9/8/chartex" xmlns:cx2="http://schemas.microsoft.com/office/drawing/2015/10/21/chartex" xmlns:cx3="http://schemas.microsoft.com/office/drawing/2016/5/9/chartex" xmlns:cx4="http://schemas.microsoft.com/office/drawing/2016/5/10/chartex" xmlns:cx5="http://schemas.microsoft.com/office/drawing/2016/5/11/chartex" xmlns:cx6="http://schemas.microsoft.com/office/drawing/2016/5/12/chartex" xmlns:cx7="http://schemas.microsoft.com/office/drawing/2016/5/13/chartex" xmlns:cx8="http://schemas.microsoft.com/office/drawing/2016/5/14/chartex" xmlns:mc="http://schemas.openxmlformats.org/markup-compatibility/2006" xmlns:aink="http://schemas.microsoft.com/office/drawing/2016/ink" xmlns:am3d="http://schemas.microsoft.com/office/drawing/2017/model3d" xmlns:o="urn:schemas-microsoft-com:office:office" xmlns:oel="http://schemas.microsoft.com/office/2019/extlst" xmlns:r="http://schemas.openxmlformats.org/officeDocument/2006/relationships" xmlns:m="http://schemas.openxmlformats.org/officeDocument/2006/math" xmlns:v="urn:schemas-microsoft-com:vml" xmlns:wp14="http://schemas.microsoft.com/office/word/2010/wordprocessingDrawing" xmlns:wp="http://schemas.openxmlformats.org/drawingml/2006/wordprocessingDrawing" xmlns:w10="urn:schemas-microsoft-com:office:word" xmlns:w="http://schemas.openxmlformats.org/wordprocessingml/2006/main" xmlns:w14="http://schemas.microsoft.com/office/word/2010/wordml" xmlns:w15="http://schemas.microsoft.com/office/word/2012/wordml" xmlns:w16cex="http://schemas.microsoft.com/office/word/2018/wordml/cex" xmlns:w16cid="http://schemas.microsoft.com/office/word/2016/wordml/cid" xmlns:w16="http://schemas.microsoft.com/office/word/2018/wordml" xmlns:w16du="http://schemas.microsoft.com/office/word/2023/wordml/word16du" xmlns:w16sdtdh="http://schemas.microsoft.com/office/word/2020/wordml/sdtdatahash" xmlns:w16sdtfl="http://schemas.microsoft.com/office/word/2024/wordml/sdtformatlock" xmlns:w16se="http://schemas.microsoft.com/office/word/2015/wordml/symex" xmlns:wpg="http://schemas.microsoft.com/office/word/2010/wordprocessingGroup" xmlns:wpi="http://schemas.microsoft.com/office/word/2010/wordprocessingInk" xmlns:wne="http://schemas.microsoft.com/office/word/2006/wordml" xmlns:wps="http://schemas.microsoft.com/office/word/2010/wordprocessingShape" mc:Ignorable="w14 w15 w16se w16cid w16 w16cex w16sdtdh w16sdtfl w16du wp14">
   <w:body>
     <w:p>
-      <w:r>
-        <w:pict w14:anchorId="1E6DC417">
-          <v:rect id="_x0000_i1025" style="width:453.6pt;height:3pt" o:hralign="center" o:hrstd="t" o:hrnoshade="t" o:hr="t" fillcolor="#f0f6fc" stroked="f"/>
-        </w:pict>
+      <w:pPr>
+        <w:rPr>
+          <w:b/>
+          <w:bCs/>
+          <w:color w:val="0070C0"/>
+          <w:sz w:val="40"/>
+          <w:szCs w:val="40"/>
+        </w:rPr>
+      </w:pPr>
+      <w:r>
+        <w:rPr>
+          <w:noProof/>
+        </w:rPr>
+        <w:drawing>
+          <wp:anchor distT="0" distB="0" distL="114300" distR="114300" simplePos="0" relativeHeight="251658240" behindDoc="1" locked="0" layoutInCell="1" allowOverlap="1" wp14:anchorId="397F8807" wp14:editId="6C925353">
+            <wp:simplePos x="0" y="0"/>
+            <wp:positionH relativeFrom="column">
+              <wp:posOffset>-151130</wp:posOffset>
+            </wp:positionH>
+            <wp:positionV relativeFrom="paragraph">
+              <wp:posOffset>-363855</wp:posOffset>
+            </wp:positionV>
+            <wp:extent cx="5763895" cy="921385"/>
+            <wp:effectExtent l="0" t="0" r="0" b="0"/>
+            <wp:wrapNone/>
+            <wp:docPr id="2" name="Picture 1" descr="A close up of a coinAI-generated content may be incorrect."/>
+            <wp:cNvGraphicFramePr>
+              <a:graphicFrameLocks xmlns:a="http://schemas.openxmlformats.org/drawingml/2006/main" noChangeAspect="1"/>
+            </wp:cNvGraphicFramePr>
+            <a:graphic xmlns:a="http://schemas.openxmlformats.org/drawingml/2006/main">
+              <a:graphicData uri="http://schemas.openxmlformats.org/drawingml/2006/picture">
+                <pic:pic xmlns:pic="http://schemas.openxmlformats.org/drawingml/2006/picture">
+                  <pic:nvPicPr>
+                    <pic:cNvPr id="0" name="Picture 1" descr="A close up of a coinAI-generated content may be incorrect."/>
+                    <pic:cNvPicPr>
+                      <a:picLocks noChangeAspect="1" noChangeArrowheads="1"/>
+                    </pic:cNvPicPr>
+                  </pic:nvPicPr>
+                  <pic:blipFill>
+                    <a:blip r:embed="rId7">
+                      <a:extLst>
+                        <a:ext uri="{28A0092B-C50C-407E-A947-70E740481C1C}">
+                          <a14:useLocalDpi xmlns:a14="http://schemas.microsoft.com/office/drawing/2010/main" val="0"/>
+                        </a:ext>
+                      </a:extLst>
+                    </a:blip>
+                    <a:srcRect/>
+                    <a:stretch>
+                      <a:fillRect/>
+                    </a:stretch>
+                  </pic:blipFill>
+                  <pic:spPr bwMode="auto">
+                    <a:xfrm>
+                      <a:off x="0" y="0"/>
+                      <a:ext cx="5763895" cy="921385"/>
+                    </a:xfrm>
+                    <a:prstGeom prst="rect">
+                      <a:avLst/>
+                    </a:prstGeom>
+                    <a:noFill/>
+                    <a:ln>
+                      <a:noFill/>
+                    </a:ln>
+                  </pic:spPr>
+                </pic:pic>
+              </a:graphicData>
+            </a:graphic>
+            <wp14:sizeRelH relativeFrom="page">
+              <wp14:pctWidth>0</wp14:pctWidth>
+            </wp14:sizeRelH>
+            <wp14:sizeRelV relativeFrom="page">
+              <wp14:pctHeight>0</wp14:pctHeight>
+            </wp14:sizeRelV>
+          </wp:anchor>
+        </w:drawing>
       </w:r>
     </w:p>
     <w:p>
@@ -42,7 +113,7 @@
           <w:b/>
           <w:bCs/>
         </w:rPr>
-        <w:t>0</w:t>
+        <w:t>1</w:t>
       </w:r>
       <w:r>
         <w:rPr>
@@ -65,7 +136,21 @@
           <w:i/>
           <w:iCs/>
         </w:rPr>
-        <w:t>19-10-2025</w:t>
+        <w:t>23</w:t>
+      </w:r>
+      <w:r>
+        <w:rPr>
+          <w:i/>
+          <w:iCs/>
+        </w:rPr>
+        <w:t>-10-202</w:t>
+      </w:r>
+      <w:r>
+        <w:rPr>
+          <w:i/>
+          <w:iCs/>
+        </w:rPr>
+        <w:t>6</w:t>
       </w:r>
     </w:p>
     <w:p>
@@ -75,7 +160,7 @@
         <w:adjustRightInd w:val="0"/>
         <w:spacing w:after="0" w:line="240" w:lineRule="auto"/>
         <w:rPr>
-          <w:rFonts w:ascii="Segoe UI" w:eastAsia="Times New Roman" w:hAnsi="Segoe UI" w:cs="Segoe UI"/>
+          <w:rFonts w:ascii="Segoe UI" w:hAnsi="Segoe UI" w:cs="Segoe UI"/>
           <w:kern w:val="0"/>
           <w:sz w:val="22"/>
           <w:szCs w:val="22"/>
@@ -83,7 +168,7 @@
       </w:pPr>
       <w:r>
         <w:rPr>
-          <w:rFonts w:ascii="Segoe UI" w:eastAsia="Times New Roman" w:hAnsi="Segoe UI" w:cs="Segoe UI"/>
+          <w:rFonts w:ascii="Segoe UI" w:hAnsi="Segoe UI" w:cs="Segoe UI"/>
           <w:b/>
           <w:bCs/>
           <w:kern w:val="0"/>
@@ -94,7 +179,7 @@
       </w:r>
       <w:r>
         <w:rPr>
-          <w:rFonts w:ascii="Segoe UI" w:eastAsia="Times New Roman" w:hAnsi="Segoe UI" w:cs="Segoe UI"/>
+          <w:rFonts w:ascii="Segoe UI" w:hAnsi="Segoe UI" w:cs="Segoe UI"/>
           <w:b/>
           <w:bCs/>
           <w:kern w:val="0"/>
@@ -111,215 +196,12 @@
         <w:adjustRightInd w:val="0"/>
         <w:spacing w:after="0" w:line="240" w:lineRule="auto"/>
         <w:rPr>
-          <w:rFonts w:ascii="Segoe UI" w:eastAsia="Times New Roman" w:hAnsi="Segoe UI" w:cs="Times New Roman"/>
-          <w:kern w:val="0"/>
-          <w:sz w:val="22"/>
-          <w:szCs w:val="22"/>
-        </w:rPr>
-      </w:pPr>
-      <w:r>
-        <w:rPr>
-          <w:rFonts w:ascii="Segoe UI" w:eastAsia="Times New Roman" w:hAnsi="Segoe UI" w:cs="Times New Roman"/>
-          <w:b/>
-          <w:kern w:val="0"/>
-          <w:sz w:val="22"/>
-          <w:szCs w:val="22"/>
-        </w:rPr>
-        <w:t>• User Authentication &amp; Duress Mode</w:t>
-      </w:r>
-      <w:r>
-        <w:rPr>
-          <w:rFonts w:ascii="Segoe UI" w:eastAsia="Times New Roman" w:hAnsi="Segoe UI" w:cs="Times New Roman"/>
-          <w:kern w:val="0"/>
-          <w:sz w:val="22"/>
-          <w:szCs w:val="22"/>
-        </w:rPr>
-        <w:br/>
-      </w:r>
-      <w:r>
-        <w:rPr>
-          <w:rFonts w:ascii="Segoe UI" w:eastAsia="Times New Roman" w:hAnsi="Segoe UI" w:cs="Times New Roman"/>
-          <w:kern w:val="0"/>
-          <w:sz w:val="22"/>
-          <w:szCs w:val="22"/>
-        </w:rPr>
-        <w:t>A new authentication system has been added. When starting the application, you will now be prompted to enter a password before opening the portfolio.</w:t>
-      </w:r>
-    </w:p>
-    <w:p>
-      <w:pPr>
-        <w:autoSpaceDE w:val="0"/>
-        <w:autoSpaceDN w:val="0"/>
-        <w:adjustRightInd w:val="0"/>
-        <w:spacing w:after="0" w:line="240" w:lineRule="auto"/>
-        <w:rPr>
-          <w:rFonts w:ascii="Segoe UI" w:eastAsia="Times New Roman" w:hAnsi="Segoe UI" w:cs="Times New Roman"/>
-          <w:kern w:val="0"/>
-          <w:sz w:val="22"/>
-          <w:szCs w:val="22"/>
-        </w:rPr>
-      </w:pPr>
-      <w:r>
-        <w:rPr>
-          <w:rFonts w:ascii="Segoe UI" w:eastAsia="Times New Roman" w:hAnsi="Segoe UI" w:cs="Times New Roman"/>
-          <w:kern w:val="0"/>
-          <w:sz w:val="22"/>
-          <w:szCs w:val="22"/>
-        </w:rPr>
-        <w:t>A Duress Mode is also available: you can set a secondary "duress password." Logging in with this password hides sensitive information and restricts access to certain functions, providing additional security in risky situations.</w:t>
-      </w:r>
-    </w:p>
-    <w:p>
-      <w:pPr>
-        <w:autoSpaceDE w:val="0"/>
-        <w:autoSpaceDN w:val="0"/>
-        <w:adjustRightInd w:val="0"/>
-        <w:spacing w:after="0" w:line="240" w:lineRule="auto"/>
-        <w:rPr>
-          <w:rFonts w:ascii="Segoe UI" w:eastAsia="Times New Roman" w:hAnsi="Segoe UI" w:cs="Times New Roman"/>
-          <w:kern w:val="0"/>
-          <w:sz w:val="22"/>
-          <w:szCs w:val="22"/>
-        </w:rPr>
-      </w:pPr>
-    </w:p>
-    <w:p>
-      <w:pPr>
-        <w:autoSpaceDE w:val="0"/>
-        <w:autoSpaceDN w:val="0"/>
-        <w:adjustRightInd w:val="0"/>
-        <w:spacing w:after="0" w:line="240" w:lineRule="auto"/>
-        <w:rPr>
-          <w:rFonts w:ascii="Segoe UI" w:eastAsia="Times New Roman" w:hAnsi="Segoe UI" w:cs="Times New Roman"/>
-          <w:kern w:val="0"/>
-          <w:sz w:val="22"/>
-          <w:szCs w:val="22"/>
-        </w:rPr>
-      </w:pPr>
-      <w:r>
-        <w:rPr>
-          <w:rFonts w:ascii="Segoe UI" w:eastAsia="Times New Roman" w:hAnsi="Segoe UI" w:cs="Times New Roman"/>
-          <w:kern w:val="0"/>
-          <w:sz w:val="22"/>
-          <w:szCs w:val="22"/>
-        </w:rPr>
-        <w:t>Note: You must first set a password in the settings to use the authentication option. In Duress Mode, an empty portfolio is initially opened. You can optionally add small positions to this portfolio, but this is entirely up to you.</w:t>
-      </w:r>
-      <w:r>
-        <w:rPr>
-          <w:rFonts w:ascii="Segoe UI" w:eastAsia="Times New Roman" w:hAnsi="Segoe UI" w:cs="Times New Roman"/>
-          <w:kern w:val="0"/>
-          <w:sz w:val="22"/>
-          <w:szCs w:val="22"/>
-        </w:rPr>
-        <w:br/>
-      </w:r>
-    </w:p>
-    <w:p>
-      <w:pPr>
-        <w:autoSpaceDE w:val="0"/>
-        <w:autoSpaceDN w:val="0"/>
-        <w:adjustRightInd w:val="0"/>
-        <w:spacing w:after="0" w:line="240" w:lineRule="auto"/>
-        <w:rPr>
-          <w:rFonts w:ascii="Segoe UI" w:eastAsia="Times New Roman" w:hAnsi="Segoe UI" w:cs="Times New Roman"/>
-          <w:kern w:val="0"/>
-          <w:sz w:val="22"/>
-          <w:szCs w:val="22"/>
-        </w:rPr>
-      </w:pPr>
-      <w:r>
-        <w:rPr>
-          <w:rFonts w:ascii="Segoe UI" w:eastAsia="Times New Roman" w:hAnsi="Segoe UI" w:cs="Times New Roman"/>
-          <w:b/>
-          <w:kern w:val="0"/>
-          <w:sz w:val="22"/>
-          <w:szCs w:val="22"/>
-        </w:rPr>
-        <w:t>• “What’s New” Dialog</w:t>
-      </w:r>
-      <w:r>
-        <w:rPr>
-          <w:rFonts w:ascii="Segoe UI" w:eastAsia="Times New Roman" w:hAnsi="Segoe UI" w:cs="Times New Roman"/>
-          <w:kern w:val="0"/>
-          <w:sz w:val="22"/>
-          <w:szCs w:val="22"/>
-        </w:rPr>
-        <w:br/>
-        <w:t>After each update, a “What’s New” dialog will appear to highlight new features and improvements, so you are always up to date with the latest enhancements.</w:t>
-      </w:r>
-      <w:r>
-        <w:rPr>
-          <w:rFonts w:ascii="Segoe UI" w:eastAsia="Times New Roman" w:hAnsi="Segoe UI" w:cs="Times New Roman"/>
-          <w:kern w:val="0"/>
-          <w:sz w:val="22"/>
-          <w:szCs w:val="22"/>
-        </w:rPr>
-        <w:br/>
-      </w:r>
-    </w:p>
-    <w:p>
-      <w:pPr>
-        <w:autoSpaceDE w:val="0"/>
-        <w:autoSpaceDN w:val="0"/>
-        <w:adjustRightInd w:val="0"/>
-        <w:spacing w:after="0" w:line="240" w:lineRule="auto"/>
-        <w:rPr>
-          <w:rFonts w:ascii="Segoe UI" w:eastAsia="Times New Roman" w:hAnsi="Segoe UI" w:cs="Times New Roman"/>
-          <w:kern w:val="0"/>
-          <w:sz w:val="22"/>
-          <w:szCs w:val="22"/>
-        </w:rPr>
-      </w:pPr>
-      <w:r>
-        <w:rPr>
-          <w:rFonts w:ascii="Segoe UI" w:eastAsia="Times New Roman" w:hAnsi="Segoe UI" w:cs="Times New Roman"/>
-          <w:b/>
-          <w:kern w:val="0"/>
-          <w:sz w:val="22"/>
-          <w:szCs w:val="22"/>
-        </w:rPr>
-        <w:t>• Improved Settings Organization</w:t>
-      </w:r>
-      <w:r>
-        <w:rPr>
-          <w:rFonts w:ascii="Segoe UI" w:eastAsia="Times New Roman" w:hAnsi="Segoe UI" w:cs="Times New Roman"/>
-          <w:kern w:val="0"/>
-          <w:sz w:val="22"/>
-          <w:szCs w:val="22"/>
-        </w:rPr>
-        <w:br/>
-        <w:t>Some specific settings have been moved from the general settings page to the page they relate to. Look for the tooth wheel icon at the top of each page to access these contextual settings more easily.</w:t>
-      </w:r>
-    </w:p>
-    <w:p>
-      <w:pPr>
-        <w:autoSpaceDE w:val="0"/>
-        <w:autoSpaceDN w:val="0"/>
-        <w:adjustRightInd w:val="0"/>
-        <w:spacing w:after="0" w:line="240" w:lineRule="auto"/>
-        <w:rPr>
-          <w:rFonts w:ascii="Segoe UI" w:eastAsia="Times New Roman" w:hAnsi="Segoe UI" w:cs="Times New Roman"/>
-          <w:kern w:val="0"/>
-          <w:sz w:val="22"/>
-          <w:szCs w:val="22"/>
-        </w:rPr>
-      </w:pPr>
-    </w:p>
-    <w:p>
-      <w:pPr>
-        <w:autoSpaceDE w:val="0"/>
-        <w:autoSpaceDN w:val="0"/>
-        <w:adjustRightInd w:val="0"/>
-        <w:spacing w:after="0" w:line="240" w:lineRule="auto"/>
-        <w:rPr>
           <w:rFonts w:ascii="Segoe UI" w:hAnsi="Segoe UI"/>
           <w:kern w:val="0"/>
           <w:sz w:val="22"/>
           <w:szCs w:val="22"/>
         </w:rPr>
       </w:pPr>
-      <w:bookmarkStart w:id="0" w:name="_Hlk211764460"/>
       <w:r>
         <w:rPr>
           <w:rFonts w:ascii="Segoe UI" w:hAnsi="Segoe UI"/>
@@ -338,7 +220,7 @@
           <w:sz w:val="22"/>
           <w:szCs w:val="22"/>
         </w:rPr>
-        <w:t>RSI and MA settings for Bubble Chart in Dashboard View</w:t>
+        <w:t>Net P/L % column added in Assets overview</w:t>
       </w:r>
       <w:r>
         <w:rPr>
@@ -356,7 +238,7 @@
           <w:sz w:val="22"/>
           <w:szCs w:val="22"/>
         </w:rPr>
-        <w:t>Added settings for RSI-period, MA-type and period for the Bubble Chart, so you can use your own favorite settings.</w:t>
+        <w:t xml:space="preserve">The Net P/L % value is calculated based on the Net Investment and Market Value. The regular P/L % is based on Cost Base and Market Value. When the Net Investment is zero or negative, a green infinite symbol </w:t>
       </w:r>
       <w:r>
         <w:rPr>
@@ -365,10 +247,27 @@
           <w:sz w:val="22"/>
           <w:szCs w:val="22"/>
         </w:rPr>
-        <w:t>.</w:t>
+        <w:t>∞</w:t>
+      </w:r>
+      <w:r>
+        <w:rPr>
+          <w:rFonts w:ascii="Segoe UI" w:hAnsi="Segoe UI"/>
+          <w:kern w:val="0"/>
+          <w:sz w:val="22"/>
+          <w:szCs w:val="22"/>
+        </w:rPr>
+        <w:t xml:space="preserve"> is shown.  </w:t>
+      </w:r>
+      <w:r>
+        <w:rPr>
+          <w:rFonts w:ascii="Segoe UI" w:hAnsi="Segoe UI"/>
+          <w:kern w:val="0"/>
+          <w:sz w:val="22"/>
+          <w:szCs w:val="22"/>
+        </w:rPr>
+        <w:br/>
       </w:r>
     </w:p>
-    <w:bookmarkEnd w:id="0"/>
     <w:p>
       <w:pPr>
         <w:autoSpaceDE w:val="0"/>
@@ -376,28 +275,171 @@
         <w:adjustRightInd w:val="0"/>
         <w:spacing w:after="0" w:line="240" w:lineRule="auto"/>
         <w:rPr>
-          <w:rFonts w:ascii="Segoe UI" w:eastAsia="Times New Roman" w:hAnsi="Segoe UI" w:cs="Times New Roman"/>
+          <w:rFonts w:ascii="Segoe UI" w:hAnsi="Segoe UI"/>
           <w:kern w:val="0"/>
           <w:sz w:val="22"/>
           <w:szCs w:val="22"/>
         </w:rPr>
       </w:pPr>
+      <w:r>
+        <w:rPr>
+          <w:rFonts w:ascii="Segoe UI" w:hAnsi="Segoe UI"/>
+          <w:b/>
+          <w:kern w:val="0"/>
+          <w:sz w:val="22"/>
+          <w:szCs w:val="22"/>
+        </w:rPr>
+        <w:t xml:space="preserve">• </w:t>
+      </w:r>
+      <w:r>
+        <w:rPr>
+          <w:rFonts w:ascii="Segoe UI" w:hAnsi="Segoe UI"/>
+          <w:b/>
+          <w:kern w:val="0"/>
+          <w:sz w:val="22"/>
+          <w:szCs w:val="22"/>
+        </w:rPr>
+        <w:t>Break-Even Bubbles on the Dashboard</w:t>
+      </w:r>
+      <w:r>
+        <w:rPr>
+          <w:rFonts w:ascii="Segoe UI" w:hAnsi="Segoe UI"/>
+          <w:kern w:val="0"/>
+          <w:sz w:val="22"/>
+          <w:szCs w:val="22"/>
+        </w:rPr>
+        <w:br/>
+      </w:r>
+      <w:r>
+        <w:rPr>
+          <w:rFonts w:ascii="Segoe UI" w:hAnsi="Segoe UI"/>
+          <w:kern w:val="0"/>
+          <w:sz w:val="22"/>
+          <w:szCs w:val="22"/>
+        </w:rPr>
+        <w:t>Besides ‘target’, ‘RSI’ and ‘MA’</w:t>
+      </w:r>
+      <w:r>
+        <w:rPr>
+          <w:rFonts w:ascii="Segoe UI" w:hAnsi="Segoe UI"/>
+          <w:kern w:val="0"/>
+          <w:sz w:val="22"/>
+          <w:szCs w:val="22"/>
+        </w:rPr>
+        <w:t xml:space="preserve"> a ‘Break-Even’ option is added to the Bubble Chart. This will show the distance of a coin related to </w:t>
+      </w:r>
+      <w:proofErr w:type="spellStart"/>
+      <w:r>
+        <w:rPr>
+          <w:rFonts w:ascii="Segoe UI" w:hAnsi="Segoe UI"/>
+          <w:kern w:val="0"/>
+          <w:sz w:val="22"/>
+          <w:szCs w:val="22"/>
+        </w:rPr>
+        <w:t>it’s</w:t>
+      </w:r>
+      <w:proofErr w:type="spellEnd"/>
+      <w:r>
+        <w:rPr>
+          <w:rFonts w:ascii="Segoe UI" w:hAnsi="Segoe UI"/>
+          <w:kern w:val="0"/>
+          <w:sz w:val="22"/>
+          <w:szCs w:val="22"/>
+        </w:rPr>
+        <w:t xml:space="preserve"> Break-Even level. This level is based on the Net Investment and the actual Market value.</w:t>
+      </w:r>
+      <w:r>
+        <w:rPr>
+          <w:rFonts w:ascii="Segoe UI" w:hAnsi="Segoe UI"/>
+          <w:kern w:val="0"/>
+          <w:sz w:val="22"/>
+          <w:szCs w:val="22"/>
+        </w:rPr>
+        <w:br/>
+      </w:r>
     </w:p>
     <w:p>
-      <w:r>
-        <w:pict w14:anchorId="740861D8">
-          <v:rect id="_x0000_i1026" style="width:0;height:3pt" o:hralign="center" o:hrstd="t" o:hrnoshade="t" o:hr="t" fillcolor="#f0f6fc" stroked="f"/>
+      <w:pPr>
+        <w:autoSpaceDE w:val="0"/>
+        <w:autoSpaceDN w:val="0"/>
+        <w:adjustRightInd w:val="0"/>
+        <w:spacing w:after="0" w:line="240" w:lineRule="auto"/>
+        <w:rPr>
+          <w:rFonts w:ascii="Segoe UI" w:hAnsi="Segoe UI"/>
+          <w:kern w:val="0"/>
+          <w:sz w:val="22"/>
+          <w:szCs w:val="22"/>
+        </w:rPr>
+      </w:pPr>
+      <w:r>
+        <w:rPr>
+          <w:rFonts w:ascii="Segoe UI" w:hAnsi="Segoe UI"/>
+          <w:b/>
+          <w:kern w:val="0"/>
+          <w:sz w:val="22"/>
+          <w:szCs w:val="22"/>
+        </w:rPr>
+        <w:t xml:space="preserve">• </w:t>
+      </w:r>
+      <w:r>
+        <w:rPr>
+          <w:rFonts w:ascii="Segoe UI" w:hAnsi="Segoe UI"/>
+          <w:b/>
+          <w:kern w:val="0"/>
+          <w:sz w:val="22"/>
+          <w:szCs w:val="22"/>
+        </w:rPr>
+        <w:t>Capital Flow diagram corrected</w:t>
+      </w:r>
+      <w:r>
+        <w:rPr>
+          <w:rFonts w:ascii="Segoe UI" w:hAnsi="Segoe UI"/>
+          <w:kern w:val="0"/>
+          <w:sz w:val="22"/>
+          <w:szCs w:val="22"/>
+        </w:rPr>
+        <w:br/>
+      </w:r>
+      <w:r>
+        <w:rPr>
+          <w:rFonts w:ascii="Segoe UI" w:hAnsi="Segoe UI"/>
+          <w:kern w:val="0"/>
+          <w:sz w:val="22"/>
+          <w:szCs w:val="22"/>
+        </w:rPr>
+        <w:t>The Capital Flow diagram did not show correct info in certain situations. That has been corrected now.</w:t>
+      </w:r>
+      <w:bookmarkStart w:id="0" w:name="_Hlk211764460"/>
+    </w:p>
+    <w:bookmarkEnd w:id="0"/>
+    <w:p>
+      <w:pPr>
+        <w:autoSpaceDE w:val="0"/>
+        <w:autoSpaceDN w:val="0"/>
+        <w:adjustRightInd w:val="0"/>
+        <w:spacing w:after="0" w:line="240" w:lineRule="auto"/>
+        <w:rPr>
+          <w:rFonts w:ascii="Segoe UI" w:hAnsi="Segoe UI"/>
+          <w:kern w:val="0"/>
+          <w:sz w:val="22"/>
+          <w:szCs w:val="22"/>
+        </w:rPr>
+      </w:pPr>
+    </w:p>
+    <w:p>
+      <w:r>
+        <w:pict w14:anchorId="44938EBD">
+          <v:rect id="_x0000_i1025" style="width:0;height:3pt" o:hralign="center" o:hrstd="t" o:hrnoshade="t" o:hr="t" fillcolor="#f0f6fc" stroked="f"/>
         </w:pict>
       </w:r>
     </w:p>
     <w:p/>
     <w:sectPr>
-      <w:headerReference w:type="default" r:id="rId7"/>
-      <w:headerReference w:type="first" r:id="rId8"/>
+      <w:headerReference w:type="default" r:id="rId8"/>
+      <w:headerReference w:type="first" r:id="rId9"/>
       <w:pgSz w:w="11906" w:h="16838"/>
-      <w:pgMar w:top="1417" w:right="1417" w:bottom="1417" w:left="1417" w:header="0" w:footer="0" w:gutter="0"/>
+      <w:pgMar w:top="0" w:right="1418" w:bottom="1418" w:left="1418" w:header="0" w:footer="0" w:gutter="0"/>
       <w:cols w:space="708"/>
-      <w:titlePg/>
       <w:docGrid w:linePitch="360"/>
     </w:sectPr>
   </w:body>
@@ -476,94 +518,8 @@
 <w:hdr xmlns:wpc="http://schemas.microsoft.com/office/word/2010/wordprocessingCanvas" xmlns:cx="http://schemas.microsoft.com/office/drawing/2014/chartex" xmlns:cx1="http://schemas.microsoft.com/office/drawing/2015/9/8/chartex" xmlns:cx2="http://schemas.microsoft.com/office/drawing/2015/10/21/chartex" xmlns:cx3="http://schemas.microsoft.com/office/drawing/2016/5/9/chartex" xmlns:cx4="http://schemas.microsoft.com/office/drawing/2016/5/10/chartex" xmlns:cx5="http://schemas.microsoft.com/office/drawing/2016/5/11/chartex" xmlns:cx6="http://schemas.microsoft.com/office/drawing/2016/5/12/chartex" xmlns:cx7="http://schemas.microsoft.com/office/drawing/2016/5/13/chartex" xmlns:cx8="http://schemas.microsoft.com/office/drawing/2016/5/14/chartex" xmlns:mc="http://schemas.openxmlformats.org/markup-compatibility/2006" xmlns:aink="http://schemas.microsoft.com/office/drawing/2016/ink" xmlns:am3d="http://schemas.microsoft.com/office/drawing/2017/model3d" xmlns:o="urn:schemas-microsoft-com:office:office" xmlns:oel="http://schemas.microsoft.com/office/2019/extlst" xmlns:r="http://schemas.openxmlformats.org/officeDocument/2006/relationships" xmlns:m="http://schemas.openxmlformats.org/officeDocument/2006/math" xmlns:v="urn:schemas-microsoft-com:vml" xmlns:wp14="http://schemas.microsoft.com/office/word/2010/wordprocessingDrawing" xmlns:wp="http://schemas.openxmlformats.org/drawingml/2006/wordprocessingDrawing" xmlns:w10="urn:schemas-microsoft-com:office:word" xmlns:w="http://schemas.openxmlformats.org/wordprocessingml/2006/main" xmlns:w14="http://schemas.microsoft.com/office/word/2010/wordml" xmlns:w15="http://schemas.microsoft.com/office/word/2012/wordml" xmlns:w16cex="http://schemas.microsoft.com/office/word/2018/wordml/cex" xmlns:w16cid="http://schemas.microsoft.com/office/word/2016/wordml/cid" xmlns:w16="http://schemas.microsoft.com/office/word/2018/wordml" xmlns:w16du="http://schemas.microsoft.com/office/word/2023/wordml/word16du" xmlns:w16sdtdh="http://schemas.microsoft.com/office/word/2020/wordml/sdtdatahash" xmlns:w16sdtfl="http://schemas.microsoft.com/office/word/2024/wordml/sdtformatlock" xmlns:w16se="http://schemas.microsoft.com/office/word/2015/wordml/symex" xmlns:wpg="http://schemas.microsoft.com/office/word/2010/wordprocessingGroup" xmlns:wpi="http://schemas.microsoft.com/office/word/2010/wordprocessingInk" xmlns:wne="http://schemas.microsoft.com/office/word/2006/wordml" xmlns:wps="http://schemas.microsoft.com/office/word/2010/wordprocessingShape" mc:Ignorable="w14 w15 w16se w16cid w16 w16cex w16sdtdh w16sdtfl w16du wp14">
   <w:p>
     <w:pPr>
-      <w:pStyle w:val="Header"/>
-    </w:pPr>
-    <w:r>
-      <w:rPr>
-        <w:noProof/>
-      </w:rPr>
-      <w:drawing>
-        <wp:anchor distT="0" distB="0" distL="114300" distR="114300" simplePos="0" relativeHeight="251659264" behindDoc="1" locked="0" layoutInCell="1" allowOverlap="1" wp14:anchorId="772EF3AC" wp14:editId="31FE0BD2">
-          <wp:simplePos x="0" y="0"/>
-          <wp:positionH relativeFrom="page">
-            <wp:posOffset>2969260</wp:posOffset>
-          </wp:positionH>
-          <wp:positionV relativeFrom="page">
-            <wp:posOffset>6985</wp:posOffset>
-          </wp:positionV>
-          <wp:extent cx="4572000" cy="1094400"/>
-          <wp:effectExtent l="0" t="0" r="0" b="0"/>
-          <wp:wrapNone/>
-          <wp:docPr id="1545993416" name="Picture 3" descr="A gold bitcoin symbol&#10;&#10;AI-generated content may be incorrect."/>
-          <wp:cNvGraphicFramePr>
-            <a:graphicFrameLocks xmlns:a="http://schemas.openxmlformats.org/drawingml/2006/main" noChangeAspect="1"/>
-          </wp:cNvGraphicFramePr>
-          <a:graphic xmlns:a="http://schemas.openxmlformats.org/drawingml/2006/main">
-            <a:graphicData uri="http://schemas.openxmlformats.org/drawingml/2006/picture">
-              <pic:pic xmlns:pic="http://schemas.openxmlformats.org/drawingml/2006/picture">
-                <pic:nvPicPr>
-                  <pic:cNvPr id="1545993416" name="Picture 3" descr="A gold bitcoin symbol&#10;&#10;AI-generated content may be incorrect."/>
-                  <pic:cNvPicPr/>
-                </pic:nvPicPr>
-                <pic:blipFill rotWithShape="1">
-                  <a:blip r:embed="rId1" cstate="print">
-                    <a:alphaModFix/>
-                    <a:extLst>
-                      <a:ext uri="{28A0092B-C50C-407E-A947-70E740481C1C}">
-                        <a14:useLocalDpi xmlns:a14="http://schemas.microsoft.com/office/drawing/2010/main" val="0"/>
-                      </a:ext>
-                    </a:extLst>
-                  </a:blip>
-                  <a:srcRect l="871" r="676"/>
-                  <a:stretch>
-                    <a:fillRect/>
-                  </a:stretch>
-                </pic:blipFill>
-                <pic:spPr bwMode="auto">
-                  <a:xfrm>
-                    <a:off x="0" y="0"/>
-                    <a:ext cx="4572000" cy="1094400"/>
-                  </a:xfrm>
-                  <a:prstGeom prst="rect">
-                    <a:avLst/>
-                  </a:prstGeom>
-                  <a:ln>
-                    <a:noFill/>
-                  </a:ln>
-                  <a:extLst>
-                    <a:ext uri="{53640926-AAD7-44D8-BBD7-CCE9431645EC}">
-                      <a14:shadowObscured xmlns:a14="http://schemas.microsoft.com/office/drawing/2010/main"/>
-                    </a:ext>
-                  </a:extLst>
-                </pic:spPr>
-              </pic:pic>
-            </a:graphicData>
-          </a:graphic>
-          <wp14:sizeRelH relativeFrom="margin">
-            <wp14:pctWidth>0</wp14:pctWidth>
-          </wp14:sizeRelH>
-          <wp14:sizeRelV relativeFrom="margin">
-            <wp14:pctHeight>0</wp14:pctHeight>
-          </wp14:sizeRelV>
-        </wp:anchor>
-      </w:drawing>
-    </w:r>
-  </w:p>
-  <w:p>
-    <w:pPr>
-      <w:pStyle w:val="Header"/>
-    </w:pPr>
-  </w:p>
-  <w:p>
-    <w:pPr>
       <w:pStyle w:val="Heading1"/>
     </w:pPr>
-    <w:r>
-      <w:t>What's New</w:t>
-    </w:r>
-    <w:r>
-      <w:t>?</w:t>
-    </w:r>
     <w:r>
       <w:ptab w:relativeTo="margin" w:alignment="right" w:leader="none"/>
     </w:r>
@@ -576,7 +532,7 @@
   <w:abstractNum w:abstractNumId="0" w15:restartNumberingAfterBreak="0">
     <w:nsid w:val="0AAA41C3"/>
     <w:multiLevelType w:val="multilevel"/>
-    <w:tmpl w:val="31FAA952"/>
+    <w:tmpl w:val="FFFFFFFF"/>
     <w:lvl w:ilvl="0">
       <w:start w:val="1"/>
       <w:numFmt w:val="bullet"/>
@@ -725,7 +681,7 @@
   <w:abstractNum w:abstractNumId="1" w15:restartNumberingAfterBreak="0">
     <w:nsid w:val="152C6E05"/>
     <w:multiLevelType w:val="multilevel"/>
-    <w:tmpl w:val="FFAAC07A"/>
+    <w:tmpl w:val="FFFFFFFF"/>
     <w:lvl w:ilvl="0">
       <w:start w:val="1"/>
       <w:numFmt w:val="bullet"/>
@@ -874,7 +830,7 @@
   <w:abstractNum w:abstractNumId="2" w15:restartNumberingAfterBreak="0">
     <w:nsid w:val="1AF56638"/>
     <w:multiLevelType w:val="multilevel"/>
-    <w:tmpl w:val="6374D60E"/>
+    <w:tmpl w:val="FFFFFFFF"/>
     <w:lvl w:ilvl="0">
       <w:start w:val="1"/>
       <w:numFmt w:val="bullet"/>
@@ -1023,7 +979,7 @@
   <w:abstractNum w:abstractNumId="3" w15:restartNumberingAfterBreak="0">
     <w:nsid w:val="36C865C3"/>
     <w:multiLevelType w:val="multilevel"/>
-    <w:tmpl w:val="5B6A773A"/>
+    <w:tmpl w:val="FFFFFFFF"/>
     <w:lvl w:ilvl="0">
       <w:start w:val="1"/>
       <w:numFmt w:val="bullet"/>
@@ -1172,7 +1128,7 @@
   <w:abstractNum w:abstractNumId="4" w15:restartNumberingAfterBreak="0">
     <w:nsid w:val="489F47B9"/>
     <w:multiLevelType w:val="multilevel"/>
-    <w:tmpl w:val="91085E72"/>
+    <w:tmpl w:val="FFFFFFFF"/>
     <w:lvl w:ilvl="0">
       <w:start w:val="1"/>
       <w:numFmt w:val="bullet"/>
@@ -1321,7 +1277,7 @@
   <w:abstractNum w:abstractNumId="5" w15:restartNumberingAfterBreak="0">
     <w:nsid w:val="497B47CD"/>
     <w:multiLevelType w:val="multilevel"/>
-    <w:tmpl w:val="8572E2FA"/>
+    <w:tmpl w:val="FFFFFFFF"/>
     <w:lvl w:ilvl="0">
       <w:start w:val="1"/>
       <w:numFmt w:val="bullet"/>
@@ -1470,7 +1426,7 @@
   <w:abstractNum w:abstractNumId="6" w15:restartNumberingAfterBreak="0">
     <w:nsid w:val="5E7448E9"/>
     <w:multiLevelType w:val="multilevel"/>
-    <w:tmpl w:val="8ACE8A34"/>
+    <w:tmpl w:val="FFFFFFFF"/>
     <w:lvl w:ilvl="0">
       <w:start w:val="1"/>
       <w:numFmt w:val="bullet"/>
@@ -1619,7 +1575,7 @@
   <w:abstractNum w:abstractNumId="7" w15:restartNumberingAfterBreak="0">
     <w:nsid w:val="6C873F8C"/>
     <w:multiLevelType w:val="multilevel"/>
-    <w:tmpl w:val="51A45F0A"/>
+    <w:tmpl w:val="FFFFFFFF"/>
     <w:lvl w:ilvl="0">
       <w:start w:val="1"/>
       <w:numFmt w:val="bullet"/>
@@ -1765,28 +1721,28 @@
       </w:rPr>
     </w:lvl>
   </w:abstractNum>
-  <w:num w:numId="1" w16cid:durableId="1180461165">
+  <w:num w:numId="1" w16cid:durableId="660352435">
     <w:abstractNumId w:val="2"/>
   </w:num>
-  <w:num w:numId="2" w16cid:durableId="876430995">
+  <w:num w:numId="2" w16cid:durableId="1747802833">
     <w:abstractNumId w:val="7"/>
   </w:num>
-  <w:num w:numId="3" w16cid:durableId="1287353111">
+  <w:num w:numId="3" w16cid:durableId="1112483077">
     <w:abstractNumId w:val="4"/>
   </w:num>
-  <w:num w:numId="4" w16cid:durableId="628246037">
+  <w:num w:numId="4" w16cid:durableId="1535800223">
     <w:abstractNumId w:val="0"/>
   </w:num>
-  <w:num w:numId="5" w16cid:durableId="968702827">
+  <w:num w:numId="5" w16cid:durableId="1826388463">
     <w:abstractNumId w:val="6"/>
   </w:num>
-  <w:num w:numId="6" w16cid:durableId="714424564">
+  <w:num w:numId="6" w16cid:durableId="413669213">
     <w:abstractNumId w:val="5"/>
   </w:num>
-  <w:num w:numId="7" w16cid:durableId="1411847567">
+  <w:num w:numId="7" w16cid:durableId="109739830">
     <w:abstractNumId w:val="1"/>
   </w:num>
-  <w:num w:numId="8" w16cid:durableId="863713755">
+  <w:num w:numId="8" w16cid:durableId="476410810">
     <w:abstractNumId w:val="3"/>
   </w:num>
 </w:numbering>
@@ -1797,12 +1753,11 @@
   <w:docDefaults>
     <w:rPrDefault>
       <w:rPr>
-        <w:rFonts w:asciiTheme="minorHAnsi" w:eastAsiaTheme="minorHAnsi" w:hAnsiTheme="minorHAnsi" w:cstheme="minorBidi"/>
+        <w:rFonts w:asciiTheme="minorHAnsi" w:eastAsia="Times New Roman" w:hAnsiTheme="minorHAnsi" w:cstheme="minorHAnsi"/>
         <w:kern w:val="2"/>
         <w:sz w:val="24"/>
         <w:szCs w:val="24"/>
         <w:lang w:val="en-US" w:eastAsia="en-US" w:bidi="ar-SA"/>
-        <w14:ligatures w14:val="standardContextual"/>
       </w:rPr>
     </w:rPrDefault>
     <w:pPrDefault>
@@ -1917,57 +1872,13 @@
     <w:lsdException w:name="HTML Sample" w:semiHidden="1" w:unhideWhenUsed="1"/>
     <w:lsdException w:name="HTML Typewriter" w:semiHidden="1" w:unhideWhenUsed="1"/>
     <w:lsdException w:name="HTML Variable" w:semiHidden="1" w:unhideWhenUsed="1"/>
-    <w:lsdException w:name="Normal Table" w:semiHidden="1" w:unhideWhenUsed="1"/>
     <w:lsdException w:name="annotation subject" w:semiHidden="1" w:unhideWhenUsed="1"/>
     <w:lsdException w:name="No List" w:semiHidden="1" w:unhideWhenUsed="1"/>
     <w:lsdException w:name="Outline List 1" w:semiHidden="1" w:unhideWhenUsed="1"/>
     <w:lsdException w:name="Outline List 2" w:semiHidden="1" w:unhideWhenUsed="1"/>
     <w:lsdException w:name="Outline List 3" w:semiHidden="1" w:unhideWhenUsed="1"/>
-    <w:lsdException w:name="Table Simple 1" w:semiHidden="1" w:unhideWhenUsed="1"/>
-    <w:lsdException w:name="Table Simple 2" w:semiHidden="1" w:unhideWhenUsed="1"/>
-    <w:lsdException w:name="Table Simple 3" w:semiHidden="1" w:unhideWhenUsed="1"/>
-    <w:lsdException w:name="Table Classic 1" w:semiHidden="1" w:unhideWhenUsed="1"/>
-    <w:lsdException w:name="Table Classic 2" w:semiHidden="1" w:unhideWhenUsed="1"/>
-    <w:lsdException w:name="Table Classic 3" w:semiHidden="1" w:unhideWhenUsed="1"/>
-    <w:lsdException w:name="Table Classic 4" w:semiHidden="1" w:unhideWhenUsed="1"/>
-    <w:lsdException w:name="Table Colorful 1" w:semiHidden="1" w:unhideWhenUsed="1"/>
-    <w:lsdException w:name="Table Colorful 2" w:semiHidden="1" w:unhideWhenUsed="1"/>
-    <w:lsdException w:name="Table Colorful 3" w:semiHidden="1" w:unhideWhenUsed="1"/>
-    <w:lsdException w:name="Table Columns 1" w:semiHidden="1" w:unhideWhenUsed="1"/>
-    <w:lsdException w:name="Table Columns 2" w:semiHidden="1" w:unhideWhenUsed="1"/>
-    <w:lsdException w:name="Table Columns 3" w:semiHidden="1" w:unhideWhenUsed="1"/>
-    <w:lsdException w:name="Table Columns 4" w:semiHidden="1" w:unhideWhenUsed="1"/>
-    <w:lsdException w:name="Table Columns 5" w:semiHidden="1" w:unhideWhenUsed="1"/>
-    <w:lsdException w:name="Table Grid 1" w:semiHidden="1" w:unhideWhenUsed="1"/>
-    <w:lsdException w:name="Table Grid 2" w:semiHidden="1" w:unhideWhenUsed="1"/>
-    <w:lsdException w:name="Table Grid 3" w:semiHidden="1" w:unhideWhenUsed="1"/>
-    <w:lsdException w:name="Table Grid 4" w:semiHidden="1" w:unhideWhenUsed="1"/>
-    <w:lsdException w:name="Table Grid 5" w:semiHidden="1" w:unhideWhenUsed="1"/>
-    <w:lsdException w:name="Table Grid 6" w:semiHidden="1" w:unhideWhenUsed="1"/>
-    <w:lsdException w:name="Table Grid 7" w:semiHidden="1" w:unhideWhenUsed="1"/>
-    <w:lsdException w:name="Table Grid 8" w:semiHidden="1" w:unhideWhenUsed="1"/>
-    <w:lsdException w:name="Table List 1" w:semiHidden="1" w:unhideWhenUsed="1"/>
-    <w:lsdException w:name="Table List 2" w:semiHidden="1" w:unhideWhenUsed="1"/>
-    <w:lsdException w:name="Table List 3" w:semiHidden="1" w:unhideWhenUsed="1"/>
-    <w:lsdException w:name="Table List 4" w:semiHidden="1" w:unhideWhenUsed="1"/>
-    <w:lsdException w:name="Table List 5" w:semiHidden="1" w:unhideWhenUsed="1"/>
-    <w:lsdException w:name="Table List 6" w:semiHidden="1" w:unhideWhenUsed="1"/>
-    <w:lsdException w:name="Table List 7" w:semiHidden="1" w:unhideWhenUsed="1"/>
-    <w:lsdException w:name="Table List 8" w:semiHidden="1" w:unhideWhenUsed="1"/>
-    <w:lsdException w:name="Table 3D effects 1" w:semiHidden="1" w:unhideWhenUsed="1"/>
-    <w:lsdException w:name="Table 3D effects 2" w:semiHidden="1" w:unhideWhenUsed="1"/>
-    <w:lsdException w:name="Table 3D effects 3" w:semiHidden="1" w:unhideWhenUsed="1"/>
-    <w:lsdException w:name="Table Contemporary" w:semiHidden="1" w:unhideWhenUsed="1"/>
-    <w:lsdException w:name="Table Elegant" w:semiHidden="1" w:unhideWhenUsed="1"/>
-    <w:lsdException w:name="Table Professional" w:semiHidden="1" w:unhideWhenUsed="1"/>
-    <w:lsdException w:name="Table Subtle 1" w:semiHidden="1" w:unhideWhenUsed="1"/>
-    <w:lsdException w:name="Table Subtle 2" w:semiHidden="1" w:unhideWhenUsed="1"/>
-    <w:lsdException w:name="Table Web 1" w:semiHidden="1" w:unhideWhenUsed="1"/>
-    <w:lsdException w:name="Table Web 2" w:semiHidden="1" w:unhideWhenUsed="1"/>
-    <w:lsdException w:name="Table Web 3" w:semiHidden="1" w:unhideWhenUsed="1"/>
     <w:lsdException w:name="Balloon Text" w:semiHidden="1" w:unhideWhenUsed="1"/>
     <w:lsdException w:name="Table Grid" w:uiPriority="39"/>
-    <w:lsdException w:name="Table Theme" w:semiHidden="1" w:unhideWhenUsed="1"/>
     <w:lsdException w:name="Placeholder Text" w:semiHidden="1"/>
     <w:lsdException w:name="No Spacing" w:uiPriority="1" w:qFormat="1"/>
     <w:lsdException w:name="Light Shading" w:uiPriority="60"/>
@@ -2192,6 +2103,9 @@
   <w:style w:type="paragraph" w:default="1" w:styleId="Normal">
     <w:name w:val="Normal"/>
     <w:qFormat/>
+    <w:rPr>
+      <w:rFonts w:cs="Times New Roman"/>
+    </w:rPr>
   </w:style>
   <w:style w:type="paragraph" w:styleId="Heading1">
     <w:name w:val="heading 1"/>
@@ -2208,7 +2122,7 @@
       <w:outlineLvl w:val="0"/>
     </w:pPr>
     <w:rPr>
-      <w:rFonts w:asciiTheme="majorHAnsi" w:eastAsiaTheme="majorEastAsia" w:hAnsiTheme="majorHAnsi" w:cstheme="majorBidi"/>
+      <w:rFonts w:asciiTheme="majorHAnsi" w:eastAsiaTheme="majorEastAsia" w:hAnsiTheme="majorHAnsi"/>
       <w:color w:val="0F4761" w:themeColor="accent1" w:themeShade="BF"/>
       <w:sz w:val="40"/>
       <w:szCs w:val="40"/>
@@ -2231,7 +2145,7 @@
       <w:outlineLvl w:val="1"/>
     </w:pPr>
     <w:rPr>
-      <w:rFonts w:asciiTheme="majorHAnsi" w:eastAsiaTheme="majorEastAsia" w:hAnsiTheme="majorHAnsi" w:cstheme="majorBidi"/>
+      <w:rFonts w:asciiTheme="majorHAnsi" w:eastAsiaTheme="majorEastAsia" w:hAnsiTheme="majorHAnsi"/>
       <w:color w:val="0F4761" w:themeColor="accent1" w:themeShade="BF"/>
       <w:sz w:val="32"/>
       <w:szCs w:val="32"/>
@@ -2254,7 +2168,7 @@
       <w:outlineLvl w:val="2"/>
     </w:pPr>
     <w:rPr>
-      <w:rFonts w:eastAsiaTheme="majorEastAsia" w:cstheme="majorBidi"/>
+      <w:rFonts w:eastAsiaTheme="majorEastAsia"/>
       <w:color w:val="0F4761" w:themeColor="accent1" w:themeShade="BF"/>
       <w:sz w:val="28"/>
       <w:szCs w:val="28"/>
@@ -2277,7 +2191,7 @@
       <w:outlineLvl w:val="3"/>
     </w:pPr>
     <w:rPr>
-      <w:rFonts w:eastAsiaTheme="majorEastAsia" w:cstheme="majorBidi"/>
+      <w:rFonts w:eastAsiaTheme="majorEastAsia"/>
       <w:i/>
       <w:iCs/>
       <w:color w:val="0F4761" w:themeColor="accent1" w:themeShade="BF"/>
@@ -2300,7 +2214,7 @@
       <w:outlineLvl w:val="4"/>
     </w:pPr>
     <w:rPr>
-      <w:rFonts w:eastAsiaTheme="majorEastAsia" w:cstheme="majorBidi"/>
+      <w:rFonts w:eastAsiaTheme="majorEastAsia"/>
       <w:color w:val="0F4761" w:themeColor="accent1" w:themeShade="BF"/>
     </w:rPr>
   </w:style>
@@ -2321,7 +2235,7 @@
       <w:outlineLvl w:val="5"/>
     </w:pPr>
     <w:rPr>
-      <w:rFonts w:eastAsiaTheme="majorEastAsia" w:cstheme="majorBidi"/>
+      <w:rFonts w:eastAsiaTheme="majorEastAsia"/>
       <w:i/>
       <w:iCs/>
       <w:color w:val="595959" w:themeColor="text1" w:themeTint="A6"/>
@@ -2344,7 +2258,7 @@
       <w:outlineLvl w:val="6"/>
     </w:pPr>
     <w:rPr>
-      <w:rFonts w:eastAsiaTheme="majorEastAsia" w:cstheme="majorBidi"/>
+      <w:rFonts w:eastAsiaTheme="majorEastAsia"/>
       <w:color w:val="595959" w:themeColor="text1" w:themeTint="A6"/>
     </w:rPr>
   </w:style>
@@ -2365,7 +2279,7 @@
       <w:outlineLvl w:val="7"/>
     </w:pPr>
     <w:rPr>
-      <w:rFonts w:eastAsiaTheme="majorEastAsia" w:cstheme="majorBidi"/>
+      <w:rFonts w:eastAsiaTheme="majorEastAsia"/>
       <w:i/>
       <w:iCs/>
       <w:color w:val="272727" w:themeColor="text1" w:themeTint="D8"/>
@@ -2388,14 +2302,13 @@
       <w:outlineLvl w:val="8"/>
     </w:pPr>
     <w:rPr>
-      <w:rFonts w:eastAsiaTheme="majorEastAsia" w:cstheme="majorBidi"/>
+      <w:rFonts w:eastAsiaTheme="majorEastAsia"/>
       <w:color w:val="272727" w:themeColor="text1" w:themeTint="D8"/>
     </w:rPr>
   </w:style>
   <w:style w:type="character" w:default="1" w:styleId="DefaultParagraphFont">
     <w:name w:val="Default Paragraph Font"/>
     <w:uiPriority w:val="1"/>
-    <w:semiHidden/>
     <w:unhideWhenUsed/>
   </w:style>
   <w:style w:type="table" w:default="1" w:styleId="TableNormal">
@@ -2426,7 +2339,7 @@
     <w:uiPriority w:val="9"/>
     <w:rsid w:val="00864580"/>
     <w:rPr>
-      <w:rFonts w:asciiTheme="majorHAnsi" w:eastAsiaTheme="majorEastAsia" w:hAnsiTheme="majorHAnsi" w:cstheme="majorBidi"/>
+      <w:rFonts w:asciiTheme="majorHAnsi" w:eastAsiaTheme="majorEastAsia" w:hAnsiTheme="majorHAnsi" w:cs="Times New Roman"/>
       <w:color w:val="0F4761" w:themeColor="accent1" w:themeShade="BF"/>
       <w:sz w:val="40"/>
       <w:szCs w:val="40"/>
@@ -2440,7 +2353,7 @@
     <w:semiHidden/>
     <w:rsid w:val="00864580"/>
     <w:rPr>
-      <w:rFonts w:asciiTheme="majorHAnsi" w:eastAsiaTheme="majorEastAsia" w:hAnsiTheme="majorHAnsi" w:cstheme="majorBidi"/>
+      <w:rFonts w:asciiTheme="majorHAnsi" w:eastAsiaTheme="majorEastAsia" w:hAnsiTheme="majorHAnsi" w:cs="Times New Roman"/>
       <w:color w:val="0F4761" w:themeColor="accent1" w:themeShade="BF"/>
       <w:sz w:val="32"/>
       <w:szCs w:val="32"/>
@@ -2454,7 +2367,7 @@
     <w:semiHidden/>
     <w:rsid w:val="00864580"/>
     <w:rPr>
-      <w:rFonts w:eastAsiaTheme="majorEastAsia" w:cstheme="majorBidi"/>
+      <w:rFonts w:eastAsiaTheme="majorEastAsia" w:cs="Times New Roman"/>
       <w:color w:val="0F4761" w:themeColor="accent1" w:themeShade="BF"/>
       <w:sz w:val="28"/>
       <w:szCs w:val="28"/>
@@ -2468,7 +2381,7 @@
     <w:semiHidden/>
     <w:rsid w:val="00864580"/>
     <w:rPr>
-      <w:rFonts w:eastAsiaTheme="majorEastAsia" w:cstheme="majorBidi"/>
+      <w:rFonts w:eastAsiaTheme="majorEastAsia" w:cs="Times New Roman"/>
       <w:i/>
       <w:iCs/>
       <w:color w:val="0F4761" w:themeColor="accent1" w:themeShade="BF"/>
@@ -2482,7 +2395,7 @@
     <w:semiHidden/>
     <w:rsid w:val="00864580"/>
     <w:rPr>
-      <w:rFonts w:eastAsiaTheme="majorEastAsia" w:cstheme="majorBidi"/>
+      <w:rFonts w:eastAsiaTheme="majorEastAsia" w:cs="Times New Roman"/>
       <w:color w:val="0F4761" w:themeColor="accent1" w:themeShade="BF"/>
     </w:rPr>
   </w:style>
@@ -2494,7 +2407,7 @@
     <w:semiHidden/>
     <w:rsid w:val="00864580"/>
     <w:rPr>
-      <w:rFonts w:eastAsiaTheme="majorEastAsia" w:cstheme="majorBidi"/>
+      <w:rFonts w:eastAsiaTheme="majorEastAsia" w:cs="Times New Roman"/>
       <w:i/>
       <w:iCs/>
       <w:color w:val="595959" w:themeColor="text1" w:themeTint="A6"/>
@@ -2508,7 +2421,7 @@
     <w:semiHidden/>
     <w:rsid w:val="00864580"/>
     <w:rPr>
-      <w:rFonts w:eastAsiaTheme="majorEastAsia" w:cstheme="majorBidi"/>
+      <w:rFonts w:eastAsiaTheme="majorEastAsia" w:cs="Times New Roman"/>
       <w:color w:val="595959" w:themeColor="text1" w:themeTint="A6"/>
     </w:rPr>
   </w:style>
@@ -2520,7 +2433,7 @@
     <w:semiHidden/>
     <w:rsid w:val="00864580"/>
     <w:rPr>
-      <w:rFonts w:eastAsiaTheme="majorEastAsia" w:cstheme="majorBidi"/>
+      <w:rFonts w:eastAsiaTheme="majorEastAsia" w:cs="Times New Roman"/>
       <w:i/>
       <w:iCs/>
       <w:color w:val="272727" w:themeColor="text1" w:themeTint="D8"/>
@@ -2534,7 +2447,7 @@
     <w:semiHidden/>
     <w:rsid w:val="00864580"/>
     <w:rPr>
-      <w:rFonts w:eastAsiaTheme="majorEastAsia" w:cstheme="majorBidi"/>
+      <w:rFonts w:eastAsiaTheme="majorEastAsia" w:cs="Times New Roman"/>
       <w:color w:val="272727" w:themeColor="text1" w:themeTint="D8"/>
     </w:rPr>
   </w:style>
@@ -2551,7 +2464,7 @@
       <w:contextualSpacing/>
     </w:pPr>
     <w:rPr>
-      <w:rFonts w:asciiTheme="majorHAnsi" w:eastAsiaTheme="majorEastAsia" w:hAnsiTheme="majorHAnsi" w:cstheme="majorBidi"/>
+      <w:rFonts w:asciiTheme="majorHAnsi" w:eastAsiaTheme="majorEastAsia" w:hAnsiTheme="majorHAnsi"/>
       <w:spacing w:val="-10"/>
       <w:kern w:val="28"/>
       <w:sz w:val="56"/>
@@ -2565,7 +2478,7 @@
     <w:uiPriority w:val="10"/>
     <w:rsid w:val="00864580"/>
     <w:rPr>
-      <w:rFonts w:asciiTheme="majorHAnsi" w:eastAsiaTheme="majorEastAsia" w:hAnsiTheme="majorHAnsi" w:cstheme="majorBidi"/>
+      <w:rFonts w:asciiTheme="majorHAnsi" w:eastAsiaTheme="majorEastAsia" w:hAnsiTheme="majorHAnsi" w:cs="Times New Roman"/>
       <w:spacing w:val="-10"/>
       <w:kern w:val="28"/>
       <w:sz w:val="56"/>
@@ -2586,7 +2499,7 @@
       </w:numPr>
     </w:pPr>
     <w:rPr>
-      <w:rFonts w:eastAsiaTheme="majorEastAsia" w:cstheme="majorBidi"/>
+      <w:rFonts w:eastAsiaTheme="majorEastAsia"/>
       <w:color w:val="595959" w:themeColor="text1" w:themeTint="A6"/>
       <w:spacing w:val="15"/>
       <w:sz w:val="28"/>
@@ -2600,7 +2513,7 @@
     <w:uiPriority w:val="11"/>
     <w:rsid w:val="00864580"/>
     <w:rPr>
-      <w:rFonts w:eastAsiaTheme="majorEastAsia" w:cstheme="majorBidi"/>
+      <w:rFonts w:eastAsiaTheme="majorEastAsia" w:cs="Times New Roman"/>
       <w:color w:val="595959" w:themeColor="text1" w:themeTint="A6"/>
       <w:spacing w:val="15"/>
       <w:sz w:val="28"/>
@@ -2632,6 +2545,7 @@
     <w:uiPriority w:val="29"/>
     <w:rsid w:val="00864580"/>
     <w:rPr>
+      <w:rFonts w:cs="Times New Roman"/>
       <w:i/>
       <w:iCs/>
       <w:color w:val="404040" w:themeColor="text1" w:themeTint="BF"/>
@@ -2655,6 +2569,7 @@
     <w:qFormat/>
     <w:rsid w:val="00864580"/>
     <w:rPr>
+      <w:rFonts w:cs="Times New Roman"/>
       <w:i/>
       <w:iCs/>
       <w:color w:val="0F4761" w:themeColor="accent1" w:themeShade="BF"/>
@@ -2690,6 +2605,7 @@
     <w:uiPriority w:val="30"/>
     <w:rsid w:val="00864580"/>
     <w:rPr>
+      <w:rFonts w:cs="Times New Roman"/>
       <w:i/>
       <w:iCs/>
       <w:color w:val="0F4761" w:themeColor="accent1" w:themeShade="BF"/>
@@ -2702,6 +2618,7 @@
     <w:qFormat/>
     <w:rsid w:val="00864580"/>
     <w:rPr>
+      <w:rFonts w:cs="Times New Roman"/>
       <w:b/>
       <w:bCs/>
       <w:smallCaps/>
@@ -2730,6 +2647,9 @@
     <w:link w:val="Header"/>
     <w:uiPriority w:val="99"/>
     <w:rsid w:val="00E3728A"/>
+    <w:rPr>
+      <w:rFonts w:cs="Times New Roman"/>
+    </w:rPr>
   </w:style>
   <w:style w:type="paragraph" w:styleId="Footer">
     <w:name w:val="footer"/>
@@ -2752,6 +2672,9 @@
     <w:link w:val="Footer"/>
     <w:uiPriority w:val="99"/>
     <w:rsid w:val="00E3728A"/>
+    <w:rPr>
+      <w:rFonts w:cs="Times New Roman"/>
+    </w:rPr>
   </w:style>
 </w:styles>
 </file>
